--- a/drafts/Introduction_R7_grouped.docx
+++ b/drafts/Introduction_R7_grouped.docx
@@ -685,7 +685,7 @@
         <w:pStyle w:val="BodyText"/>
       </w:pPr>
       <w:r>
-        <w:t xml:space="preserve">The two dimensions are expected to go together, because an action that reliably produces a result is often also a common way of producing it, although they need not coincide in every case (Kim &amp; Murphy, 2011). The present study uses them jointly: a V1–object expression has a stronger association with the target result than its partner when adults rate the result as more likely to follow the action and the action as a more typical means of achieving it. The contrast also bears on how conventional the corresponding RVC is: in a large corpus of Mandarin, the RVC formed with the stronger-association V1 was more frequent than that formed with its weaker-association partner in most pairs, although most of the weaker combinations are attested (Section 3). The study does not attempt to separate the contributions of the two dimensions. Neither rating measures lexical entailment or children’s own knowledge; both are adult reference measures of the selected V1–object–result relations.</w:t>
+        <w:t xml:space="preserve">The two dimensions are expected to go together, because an action that reliably produces a result is often also a common way of producing it, although they need not coincide in every case (Kim &amp; Murphy, 2011). The present study uses them jointly: a V1–object expression has a stronger association with the target result than its partner when adults rate the result as more likely to follow the action and the action as a more typical means of achieving it. The contrast also bears on how conventional the corresponding RVC is: in a large corpus of Mandarin, the RVC formed with the stronger-association V1 was more frequent than that formed with its weaker-association partner in seven of the eight pairs, although most of the weaker combinations are attested (Section 3). The study does not attempt to separate the contributions of the two dimensions. Neither rating measures lexical entailment or children’s own knowledge; both are adult reference measures of the selected V1–object–result relations.</w:t>
       </w:r>
     </w:p>
     <w:bookmarkEnd w:id="21"/>
